--- a/Tugas/kuis.docx
+++ b/Tugas/kuis.docx
@@ -1452,6 +1452,7 @@
     <w:p>
       <w:pPr>
         <w:pStyle w:val="ListParagraph"/>
+        <w:ind w:left="284"/>
         <w:rPr>
           <w:lang w:val="en-US"/>
         </w:rPr>
@@ -1464,6 +1465,7 @@
           <w:ilvl w:val="0"/>
           <w:numId w:val="2"/>
         </w:numPr>
+        <w:ind w:left="284"/>
       </w:pPr>
       <w:r>
         <w:t xml:space="preserve">Perintah apa yang mengirim </w:t>
@@ -1496,6 +1498,7 @@
     <w:p>
       <w:pPr>
         <w:pStyle w:val="ListParagraph"/>
+        <w:ind w:left="284"/>
         <w:rPr>
           <w:lang w:val="en-US"/>
         </w:rPr>

--- a/Tugas/kuis.docx
+++ b/Tugas/kuis.docx
@@ -65,7 +65,7 @@
         <w:pStyle w:val="ListParagraph"/>
         <w:numPr>
           <w:ilvl w:val="0"/>
-          <w:numId w:val="2"/>
+          <w:numId w:val="1"/>
         </w:numPr>
         <w:ind w:left="284" w:hanging="284"/>
       </w:pPr>
@@ -110,7 +110,7 @@
         <w:pStyle w:val="ListParagraph"/>
         <w:numPr>
           <w:ilvl w:val="0"/>
-          <w:numId w:val="2"/>
+          <w:numId w:val="1"/>
         </w:numPr>
         <w:ind w:left="284"/>
       </w:pPr>
@@ -163,7 +163,7 @@
         <w:pStyle w:val="ListParagraph"/>
         <w:numPr>
           <w:ilvl w:val="0"/>
-          <w:numId w:val="2"/>
+          <w:numId w:val="1"/>
         </w:numPr>
         <w:ind w:left="284"/>
       </w:pPr>
@@ -314,7 +314,7 @@
         <w:pStyle w:val="ListParagraph"/>
         <w:numPr>
           <w:ilvl w:val="0"/>
-          <w:numId w:val="2"/>
+          <w:numId w:val="1"/>
         </w:numPr>
         <w:ind w:left="284"/>
       </w:pPr>
@@ -653,7 +653,7 @@
         <w:pStyle w:val="ListParagraph"/>
         <w:numPr>
           <w:ilvl w:val="0"/>
-          <w:numId w:val="2"/>
+          <w:numId w:val="1"/>
         </w:numPr>
         <w:ind w:left="284"/>
       </w:pPr>
@@ -748,7 +748,7 @@
         <w:pStyle w:val="ListParagraph"/>
         <w:numPr>
           <w:ilvl w:val="0"/>
-          <w:numId w:val="2"/>
+          <w:numId w:val="1"/>
         </w:numPr>
         <w:ind w:left="284"/>
       </w:pPr>
@@ -946,7 +946,7 @@
         <w:pStyle w:val="ListParagraph"/>
         <w:numPr>
           <w:ilvl w:val="0"/>
-          <w:numId w:val="2"/>
+          <w:numId w:val="1"/>
         </w:numPr>
         <w:ind w:left="284"/>
       </w:pPr>
@@ -1005,7 +1005,7 @@
         <w:pStyle w:val="ListParagraph"/>
         <w:numPr>
           <w:ilvl w:val="0"/>
-          <w:numId w:val="2"/>
+          <w:numId w:val="1"/>
         </w:numPr>
         <w:ind w:left="284"/>
       </w:pPr>
@@ -1368,7 +1368,7 @@
         <w:pStyle w:val="ListParagraph"/>
         <w:numPr>
           <w:ilvl w:val="0"/>
-          <w:numId w:val="2"/>
+          <w:numId w:val="1"/>
         </w:numPr>
         <w:ind w:left="284"/>
       </w:pPr>
@@ -1463,7 +1463,7 @@
         <w:pStyle w:val="ListParagraph"/>
         <w:numPr>
           <w:ilvl w:val="0"/>
-          <w:numId w:val="2"/>
+          <w:numId w:val="1"/>
         </w:numPr>
         <w:ind w:left="284"/>
       </w:pPr>
@@ -1518,6 +1518,7 @@
         <w:t>: git push</w:t>
       </w:r>
     </w:p>
+    <w:p/>
     <w:sectPr>
       <w:pgSz w:w="11906" w:h="16838"/>
       <w:pgMar w:top="1440" w:right="1440" w:bottom="1440" w:left="1440" w:header="708" w:footer="708" w:gutter="0"/>
@@ -1619,99 +1620,7 @@
       </w:pPr>
     </w:lvl>
   </w:abstractNum>
-  <w:abstractNum w:abstractNumId="1" w15:restartNumberingAfterBreak="0">
-    <w:nsid w:val="290C5BA0"/>
-    <w:multiLevelType w:val="hybridMultilevel"/>
-    <w:tmpl w:val="FDD2FD2E"/>
-    <w:lvl w:ilvl="0" w:tplc="3809000F">
-      <w:start w:val="1"/>
-      <w:numFmt w:val="decimal"/>
-      <w:lvlText w:val="%1."/>
-      <w:lvlJc w:val="left"/>
-      <w:pPr>
-        <w:ind w:left="720" w:hanging="360"/>
-      </w:pPr>
-      <w:rPr>
-        <w:rFonts w:hint="default"/>
-      </w:rPr>
-    </w:lvl>
-    <w:lvl w:ilvl="1" w:tplc="38090019" w:tentative="1">
-      <w:start w:val="1"/>
-      <w:numFmt w:val="lowerLetter"/>
-      <w:lvlText w:val="%2."/>
-      <w:lvlJc w:val="left"/>
-      <w:pPr>
-        <w:ind w:left="1440" w:hanging="360"/>
-      </w:pPr>
-    </w:lvl>
-    <w:lvl w:ilvl="2" w:tplc="3809001B" w:tentative="1">
-      <w:start w:val="1"/>
-      <w:numFmt w:val="lowerRoman"/>
-      <w:lvlText w:val="%3."/>
-      <w:lvlJc w:val="right"/>
-      <w:pPr>
-        <w:ind w:left="2160" w:hanging="180"/>
-      </w:pPr>
-    </w:lvl>
-    <w:lvl w:ilvl="3" w:tplc="3809000F" w:tentative="1">
-      <w:start w:val="1"/>
-      <w:numFmt w:val="decimal"/>
-      <w:lvlText w:val="%4."/>
-      <w:lvlJc w:val="left"/>
-      <w:pPr>
-        <w:ind w:left="2880" w:hanging="360"/>
-      </w:pPr>
-    </w:lvl>
-    <w:lvl w:ilvl="4" w:tplc="38090019" w:tentative="1">
-      <w:start w:val="1"/>
-      <w:numFmt w:val="lowerLetter"/>
-      <w:lvlText w:val="%5."/>
-      <w:lvlJc w:val="left"/>
-      <w:pPr>
-        <w:ind w:left="3600" w:hanging="360"/>
-      </w:pPr>
-    </w:lvl>
-    <w:lvl w:ilvl="5" w:tplc="3809001B" w:tentative="1">
-      <w:start w:val="1"/>
-      <w:numFmt w:val="lowerRoman"/>
-      <w:lvlText w:val="%6."/>
-      <w:lvlJc w:val="right"/>
-      <w:pPr>
-        <w:ind w:left="4320" w:hanging="180"/>
-      </w:pPr>
-    </w:lvl>
-    <w:lvl w:ilvl="6" w:tplc="3809000F" w:tentative="1">
-      <w:start w:val="1"/>
-      <w:numFmt w:val="decimal"/>
-      <w:lvlText w:val="%7."/>
-      <w:lvlJc w:val="left"/>
-      <w:pPr>
-        <w:ind w:left="5040" w:hanging="360"/>
-      </w:pPr>
-    </w:lvl>
-    <w:lvl w:ilvl="7" w:tplc="38090019" w:tentative="1">
-      <w:start w:val="1"/>
-      <w:numFmt w:val="lowerLetter"/>
-      <w:lvlText w:val="%8."/>
-      <w:lvlJc w:val="left"/>
-      <w:pPr>
-        <w:ind w:left="5760" w:hanging="360"/>
-      </w:pPr>
-    </w:lvl>
-    <w:lvl w:ilvl="8" w:tplc="3809001B" w:tentative="1">
-      <w:start w:val="1"/>
-      <w:numFmt w:val="lowerRoman"/>
-      <w:lvlText w:val="%9."/>
-      <w:lvlJc w:val="right"/>
-      <w:pPr>
-        <w:ind w:left="6480" w:hanging="180"/>
-      </w:pPr>
-    </w:lvl>
-  </w:abstractNum>
   <w:num w:numId="1">
-    <w:abstractNumId w:val="1"/>
-  </w:num>
-  <w:num w:numId="2">
     <w:abstractNumId w:val="0"/>
   </w:num>
 </w:numbering>
@@ -2115,6 +2024,7 @@
   <w:style w:type="paragraph" w:default="1" w:styleId="Normal">
     <w:name w:val="Normal"/>
     <w:qFormat/>
+    <w:rsid w:val="00511A43"/>
     <w:rPr>
       <w:lang w:val="id-ID"/>
     </w:rPr>
@@ -2151,7 +2061,7 @@
     <w:basedOn w:val="Normal"/>
     <w:uiPriority w:val="34"/>
     <w:qFormat/>
-    <w:rsid w:val="00024ECD"/>
+    <w:rsid w:val="00511A43"/>
     <w:pPr>
       <w:ind w:left="720"/>
       <w:contextualSpacing/>
